--- a/data/testcase_uc3_v2/03_policy_khoan_chi/03_policy_khoan_chi-tc03_tiep_khach_trong_han_muc/hoa_don_0001903.docx
+++ b/data/testcase_uc3_v2/03_policy_khoan_chi/03_policy_khoan_chi-tc03_tiep_khach_trong_han_muc/hoa_don_0001903.docx
@@ -943,7 +943,7 @@
         <w:jc w:val="center"/>
       </w:pPr>
       <w:r>
-        <w:t>Mã tra cứu hóa đơn: BN-0001903 | DỮ LIỆU GIẢ LẬP DÙNG CHO KIỂM THỬ - KHÔNG CÓ GIÁ TRỊ PHÁP LÝ</w:t>
+        <w:t>Mã tra cứu hóa đơn: BN-0001903</w:t>
       </w:r>
     </w:p>
     <w:sectPr>
